--- a/Deliverable 3/GhostNet_V2_Bandit_Report before.docx
+++ b/Deliverable 3/GhostNet_V2_Bandit_Report before.docx
@@ -388,138 +388,6 @@
               </w:rPr>
               <w:t>188</w:t>
             </w:r>
-          </w:p>
-        </w:tc>
-      </w:tr>
-      <w:tr>
-        <w:tblPrEx>
-          <w:tblCellMar>
-            <w:top w:w="0" w:type="dxa"/>
-            <w:bottom w:w="0" w:type="dxa"/>
-          </w:tblCellMar>
-        </w:tblPrEx>
-        <w:trPr>
-          <w:jc w:val="center"/>
-        </w:trPr>
-        <w:tc>
-          <w:tcPr>
-            <w:tcW w:w="2160" w:type="dxa"/>
-            <w:tcBorders>
-              <w:top w:val="single" w:sz="1" w:space="0" w:color="CCCCCC"/>
-              <w:left w:val="single" w:sz="1" w:space="0" w:color="CCCCCC"/>
-              <w:bottom w:val="single" w:sz="1" w:space="0" w:color="CCCCCC"/>
-              <w:right w:val="single" w:sz="1" w:space="0" w:color="CCCCCC"/>
-            </w:tcBorders>
-            <w:shd w:val="clear" w:color="auto" w:fill="D6E4F0"/>
-            <w:tcMar>
-              <w:top w:w="80" w:type="dxa"/>
-              <w:left w:w="120" w:type="dxa"/>
-              <w:bottom w:w="80" w:type="dxa"/>
-              <w:right w:w="120" w:type="dxa"/>
-            </w:tcMar>
-          </w:tcPr>
-          <w:p>
-            <w:pPr>
-              <w:spacing w:before="60" w:after="60"/>
-            </w:pPr>
-            <w:r>
-              <w:rPr>
-                <w:b/>
-                <w:bCs/>
-                <w:color w:val="1F4E79"/>
-                <w:sz w:val="20"/>
-                <w:szCs w:val="20"/>
-              </w:rPr>
-              <w:t>Date</w:t>
-            </w:r>
-          </w:p>
-        </w:tc>
-        <w:tc>
-          <w:tcPr>
-            <w:tcW w:w="3600" w:type="dxa"/>
-            <w:tcBorders>
-              <w:top w:val="single" w:sz="1" w:space="0" w:color="CCCCCC"/>
-              <w:left w:val="single" w:sz="1" w:space="0" w:color="CCCCCC"/>
-              <w:bottom w:val="single" w:sz="1" w:space="0" w:color="CCCCCC"/>
-              <w:right w:val="single" w:sz="1" w:space="0" w:color="CCCCCC"/>
-            </w:tcBorders>
-            <w:tcMar>
-              <w:top w:w="80" w:type="dxa"/>
-              <w:left w:w="120" w:type="dxa"/>
-              <w:bottom w:w="80" w:type="dxa"/>
-              <w:right w:w="120" w:type="dxa"/>
-            </w:tcMar>
-          </w:tcPr>
-          <w:p>
-            <w:pPr>
-              <w:spacing w:before="60" w:after="60"/>
-            </w:pPr>
-          </w:p>
-        </w:tc>
-      </w:tr>
-      <w:tr>
-        <w:tblPrEx>
-          <w:tblCellMar>
-            <w:top w:w="0" w:type="dxa"/>
-            <w:bottom w:w="0" w:type="dxa"/>
-          </w:tblCellMar>
-        </w:tblPrEx>
-        <w:trPr>
-          <w:jc w:val="center"/>
-        </w:trPr>
-        <w:tc>
-          <w:tcPr>
-            <w:tcW w:w="2160" w:type="dxa"/>
-            <w:tcBorders>
-              <w:top w:val="single" w:sz="1" w:space="0" w:color="CCCCCC"/>
-              <w:left w:val="single" w:sz="1" w:space="0" w:color="CCCCCC"/>
-              <w:bottom w:val="single" w:sz="1" w:space="0" w:color="CCCCCC"/>
-              <w:right w:val="single" w:sz="1" w:space="0" w:color="CCCCCC"/>
-            </w:tcBorders>
-            <w:shd w:val="clear" w:color="auto" w:fill="D6E4F0"/>
-            <w:tcMar>
-              <w:top w:w="80" w:type="dxa"/>
-              <w:left w:w="120" w:type="dxa"/>
-              <w:bottom w:w="80" w:type="dxa"/>
-              <w:right w:w="120" w:type="dxa"/>
-            </w:tcMar>
-          </w:tcPr>
-          <w:p>
-            <w:pPr>
-              <w:spacing w:before="60" w:after="60"/>
-            </w:pPr>
-            <w:r>
-              <w:rPr>
-                <w:b/>
-                <w:bCs/>
-                <w:color w:val="1F4E79"/>
-                <w:sz w:val="20"/>
-                <w:szCs w:val="20"/>
-              </w:rPr>
-              <w:t>Tester</w:t>
-            </w:r>
-          </w:p>
-        </w:tc>
-        <w:tc>
-          <w:tcPr>
-            <w:tcW w:w="3600" w:type="dxa"/>
-            <w:tcBorders>
-              <w:top w:val="single" w:sz="1" w:space="0" w:color="CCCCCC"/>
-              <w:left w:val="single" w:sz="1" w:space="0" w:color="CCCCCC"/>
-              <w:bottom w:val="single" w:sz="1" w:space="0" w:color="CCCCCC"/>
-              <w:right w:val="single" w:sz="1" w:space="0" w:color="CCCCCC"/>
-            </w:tcBorders>
-            <w:tcMar>
-              <w:top w:w="80" w:type="dxa"/>
-              <w:left w:w="120" w:type="dxa"/>
-              <w:bottom w:w="80" w:type="dxa"/>
-              <w:right w:w="120" w:type="dxa"/>
-            </w:tcMar>
-          </w:tcPr>
-          <w:p>
-            <w:pPr>
-              <w:spacing w:before="60" w:after="60"/>
-            </w:pPr>
           </w:p>
         </w:tc>
       </w:tr>
